--- a/docs/deliverables/下午班-08组-WEMOVE-SPORTS-大模型辅助实践说明-v1.0.docx
+++ b/docs/deliverables/下午班-08组-WEMOVE-SPORTS-大模型辅助实践说明-v1.0.docx
@@ -646,17 +646,17 @@
     </w:p>
     <w:p>
       <w:r>
-        <w:t xml:space="preserve">业务代码版本 </w:t>
+        <w:t xml:space="preserve">提交 </w:t>
       </w:r>
       <w:r>
         <w:rPr>
           <w:rFonts w:ascii="Consolas" w:hAnsi="Consolas"/>
           <w:sz w:val="18"/>
         </w:rPr>
-        <w:t>0d33eef</w:t>
+        <w:t>f3c074f</w:t>
       </w:r>
       <w:r>
-        <w:t xml:space="preserve"> 已整合 main </w:t>
+        <w:t xml:space="preserve"> 已包含 main </w:t>
       </w:r>
       <w:r>
         <w:rPr>
@@ -666,7 +666,7 @@
         <w:t>5642da2</w:t>
       </w:r>
       <w:r>
-        <w:t xml:space="preserve"> 的更新，CI #49 对 GitHub 整合检出的同一代码树验证成功：110 项单测、169 项数据库与邮件测试、67 项三引擎浏览器及性能测试，以及生产启动、扫描和恢复演练全部通过。该业务版本位于 PR #10，归档时仍为草稿、尚未合并 main。此结果是团队整合证据，不替代个人实际贡献认定或人工签收。</w:t>
+        <w:t xml:space="preserve"> 的更新，CI #54 对 GitHub 整合检出的同一代码树验证成功：110 项单元测试、169 项数据库与邮件等集成测试、70 项三引擎浏览器及性能检查，以及生产启动、扫描和恢复检查全部通过。该版本位于 PR #10，归档时仍为草稿、尚未合并 main。此结果是团队整合证据，不替代个人实际贡献认定或成员确认。早期成员报告中的用例数与性能数据保留其阶段和来源。</w:t>
       </w:r>
     </w:p>
     <w:p>
@@ -707,7 +707,7 @@
           <w:rPr>
             <w:color w:val="245578"/>
           </w:rPr>
-          <w:t>CI #49</w:t>
+          <w:t>CI #54</w:t>
         </w:r>
       </w:hyperlink>
       <w:r>

--- a/docs/deliverables/下午班-08组-WEMOVE-SPORTS-大模型辅助实践说明-v1.0.docx
+++ b/docs/deliverables/下午班-08组-WEMOVE-SPORTS-大模型辅助实践说明-v1.0.docx
@@ -582,7 +582,7 @@
     </w:p>
     <w:p>
       <w:r>
-        <w:t>其个人说明将价格优先级、企业隔离、阶梯定价、订单事务和库存约束列为重点人工设计与审核内容。大模型提供的骨架仍需补充业务边界和测试。原说明中的介入比例属于个人自述，未提供统一统计方法，本汇总不把这些比例作为可核验工时或实际贡献比例，也不把个人阶段性说明扩大为后续整个项目均无 AI 参与。</w:t>
+        <w:t>其个人说明将价格优先级、企业隔离、阶梯定价、订单事务和库存约束列为重点人工设计与审核内容。大模型提供的骨架仍需补充业务边界和测试。原说明中的介入比例属于个人自述，未提供统一统计方法，本汇总不将其换算为组员工作量，也不把个人阶段性说明扩大为后续整个项目均无 AI 参与。</w:t>
       </w:r>
     </w:p>
     <w:p>
@@ -666,7 +666,7 @@
         <w:t>5642da2</w:t>
       </w:r>
       <w:r>
-        <w:t xml:space="preserve"> 的更新，CI #54 对 GitHub 整合检出的同一代码树验证成功：110 项单元测试、169 项数据库与邮件等集成测试、70 项三引擎浏览器及性能检查，以及生产启动、扫描和恢复检查全部通过。该版本位于 PR #10，归档时仍为草稿、尚未合并 main。此结果是团队整合证据，不替代个人实际贡献认定或成员确认。早期成员报告中的用例数与性能数据保留其阶段和来源。</w:t>
+        <w:t xml:space="preserve"> 的更新，CI #54 对 GitHub 整合检出的同一代码树验证成功：110 项单元测试、169 项数据库与邮件等集成测试、70 项三引擎浏览器及性能检查，以及生产启动、扫描和恢复检查全部通过。该版本位于 PR #10，归档时仍为草稿、尚未合并 main。此结果是团队整合证据；课程工作量采用组长确认的甘文韬 25%、其余四人各 18.75%，不按实际工时重新折算。早期成员报告中的用例数与性能数据保留其阶段和来源。</w:t>
       </w:r>
     </w:p>
     <w:p>
@@ -684,7 +684,7 @@
     </w:p>
     <w:p>
       <w:r>
-        <w:t>大模型帮助团队提高了理解代码、实现功能、排查问题和整理材料的效率。合理使用的前提是如实说明参与范围，保留可复核证据，并由成员和团队承担需求判断、内容真实性及交付质量责任。计划工作量、个人自述和 AI 使用比例不互相替代，最终贡献仍按实际工作记录确认。</w:t>
+        <w:t>大模型帮助团队提高了理解代码、实现功能、排查问题和整理材料的效率。合理使用的前提是如实说明参与范围，保留可复核证据，并由成员和团队承担需求判断、内容真实性及交付质量责任。成员工作量采用组长确认的课程提交比例，个人 AI 使用说明用于说明工具参与范围，两者分别记录。</w:t>
       </w:r>
     </w:p>
     <w:p>

--- a/docs/deliverables/下午班-08组-WEMOVE-SPORTS-大模型辅助实践说明-v1.0.docx
+++ b/docs/deliverables/下午班-08组-WEMOVE-SPORTS-大模型辅助实践说明-v1.0.docx
@@ -666,7 +666,7 @@
         <w:t>5642da2</w:t>
       </w:r>
       <w:r>
-        <w:t xml:space="preserve"> 的更新，CI #54 对 GitHub 整合检出的同一代码树验证成功：110 项单元测试、169 项数据库与邮件等集成测试、70 项三引擎浏览器及性能检查，以及生产启动、扫描和恢复检查全部通过。该版本位于 PR #10，归档时仍为草稿、尚未合并 main。此结果是团队整合证据；课程工作量采用组长确认的甘文韬 25%、其余四人各 18.75%，不按实际工时重新折算。早期成员报告中的用例数与性能数据保留其阶段和来源。</w:t>
+        <w:t xml:space="preserve"> 的更新，CI #54 对 GitHub 整合检出的同一代码树验证成功：110 项单元测试、169 项数据库与邮件等集成测试、70 项三引擎浏览器及性能检查，以及生产启动、扫描和恢复检查全部通过。该版本位于 PR #10，归档时仍为草稿、尚未合并 main。此结果是团队整合证据；项目实际工作量占比为甘文韬 25%、其余四人各 18.75%。早期成员报告中的用例数与性能数据保留其阶段和来源。</w:t>
       </w:r>
     </w:p>
     <w:p>
@@ -684,7 +684,7 @@
     </w:p>
     <w:p>
       <w:r>
-        <w:t>大模型帮助团队提高了理解代码、实现功能、排查问题和整理材料的效率。合理使用的前提是如实说明参与范围，保留可复核证据，并由成员和团队承担需求判断、内容真实性及交付质量责任。成员工作量采用组长确认的课程提交比例，个人 AI 使用说明用于说明工具参与范围，两者分别记录。</w:t>
+        <w:t>大模型帮助团队提高了理解代码、实现功能、排查问题和整理材料的效率。合理使用的前提是如实说明参与范围，保留可复核证据，并由成员和团队承担需求判断、内容真实性及交付质量责任。成员实际分工与工作量占比见工作量报告，个人 AI 使用说明记录工具参与范围。</w:t>
       </w:r>
     </w:p>
     <w:p>
